--- a/data/ai_paras/AI_para_21.docx
+++ b/data/ai_paras/AI_para_21.docx
@@ -4,7 +4,7 @@
   <w:body>
     <w:p>
       <w:r>
-        <w:t>Cognitive Psychology is a field dedicated to understanding mental processes such as perception, memory, and reasoning, and it extensively investigates how these processes are influenced by social media. Psychologists in this domain explore the effects of social media on cognitive functions, particularly focusing on how digital interactions can foster aggressive behavior and bullying. One pivotal study in "A Cognitive Psychology of Mass Communication" highlights how exposure to aggressive content on social media can distort perceptions of reality and increase hostile cognitive biases (Lee 208). This perspective posits that social media platforms, by manipulating the accessibility of aggressive stimuli, can alter cognitive processing, resulting in desensitization to violence. Moreover, textbooks and recent journal articles consistently support the notion that these cognitive distortions are exacerbated by the pervasive and interactive nature of social media, which amplifies the effects on users' thought patterns and subsequent behaviors (Lee 208).</w:t>
+        <w:t>In examining the psychological impacts of social media, both Cognitive and Social Psychology offer unique yet complementary insights into phenomena such as aggression and bullying. Cognitive Psychology focuses on how mental processes are altered by digital environments, emphasizing the role of cognitive biases and memory distortions (Ref-u771630). Conversely, Social Psychology prioritizes the influence of social norms, peer pressure, and the anonymity facilitated by online interactions, which can exacerbate aggressive behaviors like cyberbullying (Ref-u771630). Despite these differences, both perspectives acknowledge the inherent complexity of online interactions and recognize that social media can act as a catalyst for both victimization and perpetration of bullying, particularly when problematic use is involved (Ref-u771630). By integrating cognitive insights with social frameworks, researchers can develop more comprehensive strategies to address the multifaceted nature of social media's impact, thereby fostering healthier digital environments and reducing the prevalence of aggression and bullying.</w:t>
       </w:r>
     </w:p>
     <w:sectPr>
